--- a/Gabriela Quispe Muñoz.docx
+++ b/Gabriela Quispe Muñoz.docx
@@ -12,7 +12,7 @@
         <w:rPr>
           <w:lang w:val="es-ES"/>
         </w:rPr>
-        <w:t xml:space="preserve">Gabriela Quispe Muñoz </w:t>
+        <w:t>Jeremy Mendez Ponce de Leon</w:t>
       </w:r>
     </w:p>
     <w:p>
@@ -26,6 +26,25 @@
           <w:lang w:val="es-ES"/>
         </w:rPr>
         <w:t>DNI: 60772008</w:t>
+      </w:r>
+      <w:r>
+        <w:rPr>
+          <w:lang w:val="es-ES"/>
+        </w:rPr>
+        <w:t xml:space="preserve"> </w:t>
+      </w:r>
+    </w:p>
+    <w:p>
+      <w:pPr>
+        <w:rPr>
+          <w:lang w:val="es-ES"/>
+        </w:rPr>
+      </w:pPr>
+      <w:r>
+        <w:rPr>
+          <w:lang w:val="es-ES"/>
+        </w:rPr>
+        <w:t>ttatatatata</w:t>
       </w:r>
     </w:p>
     <w:sectPr>

--- a/Gabriela Quispe Muñoz.docx
+++ b/Gabriela Quispe Muñoz.docx
@@ -12,8 +12,30 @@
         <w:rPr>
           <w:lang w:val="es-ES"/>
         </w:rPr>
-        <w:t>Jeremy Mendez Ponce de Leon</w:t>
+        <w:t xml:space="preserve">Jeremy </w:t>
       </w:r>
+      <w:proofErr w:type="spellStart"/>
+      <w:r>
+        <w:rPr>
+          <w:lang w:val="es-ES"/>
+        </w:rPr>
+        <w:t>Mendez</w:t>
+      </w:r>
+      <w:proofErr w:type="spellEnd"/>
+      <w:r>
+        <w:rPr>
+          <w:lang w:val="es-ES"/>
+        </w:rPr>
+        <w:t xml:space="preserve"> Ponce de </w:t>
+      </w:r>
+      <w:proofErr w:type="spellStart"/>
+      <w:r>
+        <w:rPr>
+          <w:lang w:val="es-ES"/>
+        </w:rPr>
+        <w:t>Leon</w:t>
+      </w:r>
+      <w:proofErr w:type="spellEnd"/>
     </w:p>
     <w:p>
       <w:pPr>
@@ -25,13 +47,7 @@
         <w:rPr>
           <w:lang w:val="es-ES"/>
         </w:rPr>
-        <w:t>DNI: 60772008</w:t>
-      </w:r>
-      <w:r>
-        <w:rPr>
-          <w:lang w:val="es-ES"/>
-        </w:rPr>
-        <w:t xml:space="preserve"> </w:t>
+        <w:t>Gabriela Quispe Muñoz 60772008</w:t>
       </w:r>
     </w:p>
     <w:p>
@@ -40,12 +56,14 @@
           <w:lang w:val="es-ES"/>
         </w:rPr>
       </w:pPr>
+      <w:proofErr w:type="spellStart"/>
       <w:r>
         <w:rPr>
           <w:lang w:val="es-ES"/>
         </w:rPr>
         <w:t>ttatatatata</w:t>
       </w:r>
+      <w:proofErr w:type="spellEnd"/>
     </w:p>
     <w:sectPr>
       <w:pgSz w:w="11906" w:h="16838"/>

--- a/Gabriela Quispe Muñoz.docx
+++ b/Gabriela Quispe Muñoz.docx
@@ -8,12 +8,21 @@
           <w:lang w:val="es-ES"/>
         </w:rPr>
       </w:pPr>
+      <w:proofErr w:type="spellStart"/>
       <w:r>
         <w:rPr>
           <w:lang w:val="es-ES"/>
         </w:rPr>
-        <w:t xml:space="preserve">Gabriela Quispe Muñoz </w:t>
+        <w:t>JnsankogwmNKPRWKPVWEMKP</w:t>
       </w:r>
+      <w:proofErr w:type="spellEnd"/>
+    </w:p>
+    <w:p>
+      <w:pPr>
+        <w:rPr>
+          <w:lang w:val="es-ES"/>
+        </w:rPr>
+      </w:pPr>
     </w:p>
     <w:p>
       <w:pPr>

--- a/Gabriela Quispe Muñoz.docx
+++ b/Gabriela Quispe Muñoz.docx
@@ -12,30 +12,14 @@
         <w:rPr>
           <w:lang w:val="es-ES"/>
         </w:rPr>
-        <w:t xml:space="preserve">Jeremy </w:t>
+        <w:t>Jeremy Mendez Ponce de Leon</w:t>
       </w:r>
-      <w:proofErr w:type="spellStart"/>
       <w:r>
         <w:rPr>
           <w:lang w:val="es-ES"/>
         </w:rPr>
-        <w:t>Mendez</w:t>
+        <w:t xml:space="preserve"> 60917621</w:t>
       </w:r>
-      <w:proofErr w:type="spellEnd"/>
-      <w:r>
-        <w:rPr>
-          <w:lang w:val="es-ES"/>
-        </w:rPr>
-        <w:t xml:space="preserve"> Ponce de </w:t>
-      </w:r>
-      <w:proofErr w:type="spellStart"/>
-      <w:r>
-        <w:rPr>
-          <w:lang w:val="es-ES"/>
-        </w:rPr>
-        <w:t>Leon</w:t>
-      </w:r>
-      <w:proofErr w:type="spellEnd"/>
     </w:p>
     <w:p>
       <w:pPr>
@@ -56,14 +40,12 @@
           <w:lang w:val="es-ES"/>
         </w:rPr>
       </w:pPr>
-      <w:proofErr w:type="spellStart"/>
       <w:r>
         <w:rPr>
           <w:lang w:val="es-ES"/>
         </w:rPr>
-        <w:t>ttatatatata</w:t>
+        <w:t>Jhair RIP</w:t>
       </w:r>
-      <w:proofErr w:type="spellEnd"/>
     </w:p>
     <w:sectPr>
       <w:pgSz w:w="11906" w:h="16838"/>

--- a/Gabriela Quispe Muñoz.docx
+++ b/Gabriela Quispe Muñoz.docx
@@ -8,14 +8,12 @@
           <w:lang w:val="es-ES"/>
         </w:rPr>
       </w:pPr>
-      <w:proofErr w:type="spellStart"/>
       <w:r>
         <w:rPr>
           <w:lang w:val="es-ES"/>
         </w:rPr>
-        <w:t>JnsankogwmNKPRWKPVWEMKP</w:t>
+        <w:t>ola</w:t>
       </w:r>
-      <w:proofErr w:type="spellEnd"/>
     </w:p>
     <w:p>
       <w:pPr>
